--- a/templates/F03.docx
+++ b/templates/F03.docx
@@ -104,14 +104,26 @@
         <w:t xml:space="preserve"> </w:t>
       </w:r>
       <w:r>
+        <w:rPr>
+          <w:b/>
+          <w:bCs/>
+        </w:rPr>
         <w:t>{{</w:t>
       </w:r>
       <w:proofErr w:type="spellStart"/>
       <w:r>
+        <w:rPr>
+          <w:b/>
+          <w:bCs/>
+        </w:rPr>
         <w:t>nomorSurat</w:t>
       </w:r>
       <w:proofErr w:type="spellEnd"/>
       <w:r>
+        <w:rPr>
+          <w:b/>
+          <w:bCs/>
+        </w:rPr>
         <w:t>}}</w:t>
       </w:r>
     </w:p>
@@ -709,37 +721,22 @@
         </w:rPr>
       </w:pPr>
       <w:r>
-        <w:t>{{</w:t>
-      </w:r>
-      <w:proofErr w:type="spellStart"/>
-      <w:r>
-        <w:t>pekerjaan</w:t>
-      </w:r>
-      <w:proofErr w:type="spellEnd"/>
-      <w:r>
-        <w:t>}}</w:t>
-      </w:r>
-      <w:r>
-        <w:t xml:space="preserve"> </w:t>
-      </w:r>
-      <w:proofErr w:type="spellStart"/>
-      <w:r>
-        <w:t>bertempat</w:t>
-      </w:r>
-      <w:proofErr w:type="spellEnd"/>
-      <w:r>
-        <w:t xml:space="preserve"> di</w:t>
-      </w:r>
-      <w:r>
-        <w:t xml:space="preserve"> {{</w:t>
-      </w:r>
-      <w:proofErr w:type="spellStart"/>
-      <w:r>
-        <w:t>tempat</w:t>
-      </w:r>
-      <w:proofErr w:type="spellEnd"/>
-      <w:r>
-        <w:t>}}</w:t>
+        <w:rPr>
+          <w:lang w:val="nl-NL"/>
+        </w:rPr>
+        <w:t>{{pekerjaan}}</w:t>
+      </w:r>
+      <w:r>
+        <w:rPr>
+          <w:lang w:val="nl-NL"/>
+        </w:rPr>
+        <w:t xml:space="preserve"> bertempat di</w:t>
+      </w:r>
+      <w:r>
+        <w:rPr>
+          <w:lang w:val="nl-NL"/>
+        </w:rPr>
+        <w:t xml:space="preserve"> {{tempat}}</w:t>
       </w:r>
     </w:p>
     <w:p>
@@ -818,15 +815,10 @@
         <w:t xml:space="preserve">Bandung, </w:t>
       </w:r>
       <w:r>
-        <w:t>{{</w:t>
-      </w:r>
-      <w:proofErr w:type="spellStart"/>
-      <w:r>
-        <w:t>tanggal</w:t>
-      </w:r>
-      <w:proofErr w:type="spellEnd"/>
-      <w:r>
-        <w:t>}}</w:t>
+        <w:rPr>
+          <w:lang w:val="nl-NL"/>
+        </w:rPr>
+        <w:t>{{tanggal}}</w:t>
       </w:r>
     </w:p>
     <w:p>

--- a/templates/F03.docx
+++ b/templates/F03.docx
@@ -601,98 +601,6 @@
           <w:p/>
         </w:tc>
       </w:tr>
-      <w:tr>
-        <w:trPr>
-          <w:trHeight w:val="567"/>
-          <w:jc w:val="center"/>
-        </w:trPr>
-        <w:tc>
-          <w:tcPr>
-            <w:tcW w:w="562" w:type="dxa"/>
-          </w:tcPr>
-          <w:p>
-            <w:r>
-              <w:t>6</w:t>
-            </w:r>
-          </w:p>
-        </w:tc>
-        <w:tc>
-          <w:tcPr>
-            <w:tcW w:w="2410" w:type="dxa"/>
-          </w:tcPr>
-          <w:p/>
-        </w:tc>
-        <w:tc>
-          <w:tcPr>
-            <w:tcW w:w="1985" w:type="dxa"/>
-          </w:tcPr>
-          <w:p/>
-        </w:tc>
-        <w:tc>
-          <w:tcPr>
-            <w:tcW w:w="992" w:type="dxa"/>
-          </w:tcPr>
-          <w:p/>
-        </w:tc>
-        <w:tc>
-          <w:tcPr>
-            <w:tcW w:w="1559" w:type="dxa"/>
-          </w:tcPr>
-          <w:p/>
-        </w:tc>
-        <w:tc>
-          <w:tcPr>
-            <w:tcW w:w="2410" w:type="dxa"/>
-          </w:tcPr>
-          <w:p/>
-        </w:tc>
-      </w:tr>
-      <w:tr>
-        <w:trPr>
-          <w:trHeight w:val="567"/>
-          <w:jc w:val="center"/>
-        </w:trPr>
-        <w:tc>
-          <w:tcPr>
-            <w:tcW w:w="562" w:type="dxa"/>
-          </w:tcPr>
-          <w:p>
-            <w:r>
-              <w:t>7</w:t>
-            </w:r>
-          </w:p>
-        </w:tc>
-        <w:tc>
-          <w:tcPr>
-            <w:tcW w:w="2410" w:type="dxa"/>
-          </w:tcPr>
-          <w:p/>
-        </w:tc>
-        <w:tc>
-          <w:tcPr>
-            <w:tcW w:w="1985" w:type="dxa"/>
-          </w:tcPr>
-          <w:p/>
-        </w:tc>
-        <w:tc>
-          <w:tcPr>
-            <w:tcW w:w="992" w:type="dxa"/>
-          </w:tcPr>
-          <w:p/>
-        </w:tc>
-        <w:tc>
-          <w:tcPr>
-            <w:tcW w:w="1559" w:type="dxa"/>
-          </w:tcPr>
-          <w:p/>
-        </w:tc>
-        <w:tc>
-          <w:tcPr>
-            <w:tcW w:w="2410" w:type="dxa"/>
-          </w:tcPr>
-          <w:p/>
-        </w:tc>
-      </w:tr>
     </w:tbl>
     <w:p>
       <w:pPr>
@@ -700,6 +608,13 @@
           <w:lang w:val="nl-NL"/>
         </w:rPr>
       </w:pPr>
+    </w:p>
+    <w:p>
+      <w:pPr>
+        <w:rPr>
+          <w:lang w:val="nl-NL"/>
+        </w:rPr>
+      </w:pPr>
       <w:r>
         <w:rPr>
           <w:lang w:val="nl-NL"/>
@@ -1071,6 +986,19 @@
           <w:lang w:val="nl-NL"/>
         </w:rPr>
         <w:tab/>
+      </w:r>
+    </w:p>
+    <w:p>
+      <w:pPr>
+        <w:ind w:left="2160" w:firstLine="720"/>
+        <w:rPr>
+          <w:lang w:val="nl-NL"/>
+        </w:rPr>
+      </w:pPr>
+      <w:r>
+        <w:rPr>
+          <w:lang w:val="nl-NL"/>
+        </w:rPr>
         <w:t>Yang Menyetujui,</w:t>
       </w:r>
       <w:r>
